--- a/files/INC_Wartime_Channel_Log.docx
+++ b/files/INC_Wartime_Channel_Log.docx
@@ -10,21 +10,12 @@
         <w:rPr>
           <w:color w:val="1F4E78"/>
         </w:rPr>
-        <w:t>Crisis Channel Log — INC Wartime Channel Log</w:t>
+        <w:t>Wartime Channel Log - INC-2026-204 - Group Online Banking Degradation</w:t>
       </w:r>
     </w:p>
     <w:p>
       <w:r>
-        <w:rPr>
-          <w:i/>
-        </w:rPr>
-        <w:t>Document owner: Crisis Channel Log Office</w:t>
-      </w:r>
-      <w:r>
-        <w:rPr>
-          <w:i/>
-        </w:rPr>
-        <w:t xml:space="preserve">  ·  Version: FY2025-A  ·  Classification: Internal — Working</w:t>
+        <w:t>Incident: INC-2026-204 | Severity: P1 | Started: 12-May-2026 09:42 MYT | Resolved: 12-May-2026 13:28 MYT | Incident Commander: Mod Admin | Comms Lead: Sasha Ouellet</w:t>
       </w:r>
     </w:p>
     <w:p>
@@ -32,17 +23,452 @@
         <w:pStyle w:val="Heading1"/>
       </w:pPr>
       <w:r>
-        <w:t>1. Executive Summary</w:t>
+        <w:t>1. Wartime channel - Microsoft Teams "P1-INC-204"</w:t>
+      </w:r>
+    </w:p>
+    <w:tbl>
+      <w:tblPr>
+        <w:tblStyle w:val="LightGrid-Accent1"/>
+        <w:tblW w:type="auto" w:w="0"/>
+        <w:tblLook w:firstColumn="1" w:firstRow="1" w:lastColumn="0" w:lastRow="0" w:noHBand="0" w:noVBand="1" w:val="04A0"/>
+      </w:tblPr>
+      <w:tblGrid>
+        <w:gridCol w:w="2880"/>
+        <w:gridCol w:w="2880"/>
+        <w:gridCol w:w="2880"/>
+      </w:tblGrid>
+      <w:tr>
+        <w:tc>
+          <w:tcPr>
+            <w:tcW w:type="dxa" w:w="2880"/>
+          </w:tcPr>
+          <w:p>
+            <w:r>
+              <w:rPr>
+                <w:b/>
+              </w:rPr>
+              <w:t>Time</w:t>
+            </w:r>
+          </w:p>
+        </w:tc>
+        <w:tc>
+          <w:tcPr>
+            <w:tcW w:type="dxa" w:w="2880"/>
+          </w:tcPr>
+          <w:p>
+            <w:r>
+              <w:rPr>
+                <w:b/>
+              </w:rPr>
+              <w:t>Speaker</w:t>
+            </w:r>
+          </w:p>
+        </w:tc>
+        <w:tc>
+          <w:tcPr>
+            <w:tcW w:type="dxa" w:w="2880"/>
+          </w:tcPr>
+          <w:p>
+            <w:r>
+              <w:rPr>
+                <w:b/>
+              </w:rPr>
+              <w:t>Statement</w:t>
+            </w:r>
+          </w:p>
+        </w:tc>
+      </w:tr>
+      <w:tr>
+        <w:tc>
+          <w:tcPr>
+            <w:tcW w:type="dxa" w:w="2880"/>
+          </w:tcPr>
+          <w:p>
+            <w:r>
+              <w:t>09:42</w:t>
+            </w:r>
+          </w:p>
+        </w:tc>
+        <w:tc>
+          <w:tcPr>
+            <w:tcW w:type="dxa" w:w="2880"/>
+          </w:tcPr>
+          <w:p>
+            <w:r>
+              <w:t>Synthetic monitor</w:t>
+            </w:r>
+          </w:p>
+        </w:tc>
+        <w:tc>
+          <w:tcPr>
+            <w:tcW w:type="dxa" w:w="2880"/>
+          </w:tcPr>
+          <w:p>
+            <w:r>
+              <w:t>Login success rate dropped to 62% nationwide</w:t>
+            </w:r>
+          </w:p>
+        </w:tc>
+      </w:tr>
+      <w:tr>
+        <w:tc>
+          <w:tcPr>
+            <w:tcW w:type="dxa" w:w="2880"/>
+          </w:tcPr>
+          <w:p>
+            <w:r>
+              <w:t>09:43</w:t>
+            </w:r>
+          </w:p>
+        </w:tc>
+        <w:tc>
+          <w:tcPr>
+            <w:tcW w:type="dxa" w:w="2880"/>
+          </w:tcPr>
+          <w:p>
+            <w:r>
+              <w:t>On-call SRE - Vijay</w:t>
+            </w:r>
+          </w:p>
+        </w:tc>
+        <w:tc>
+          <w:tcPr>
+            <w:tcW w:type="dxa" w:w="2880"/>
+          </w:tcPr>
+          <w:p>
+            <w:r>
+              <w:t>Confirming - PagerDuty also firing</w:t>
+            </w:r>
+          </w:p>
+        </w:tc>
+      </w:tr>
+      <w:tr>
+        <w:tc>
+          <w:tcPr>
+            <w:tcW w:type="dxa" w:w="2880"/>
+          </w:tcPr>
+          <w:p>
+            <w:r>
+              <w:t>09:44</w:t>
+            </w:r>
+          </w:p>
+        </w:tc>
+        <w:tc>
+          <w:tcPr>
+            <w:tcW w:type="dxa" w:w="2880"/>
+          </w:tcPr>
+          <w:p>
+            <w:r>
+              <w:t>IC - Mod Admin</w:t>
+            </w:r>
+          </w:p>
+        </w:tc>
+        <w:tc>
+          <w:tcPr>
+            <w:tcW w:type="dxa" w:w="2880"/>
+          </w:tcPr>
+          <w:p>
+            <w:r>
+              <w:t>Declaring P1. Bridge open. Comms paging Daichi</w:t>
+            </w:r>
+          </w:p>
+        </w:tc>
+      </w:tr>
+      <w:tr>
+        <w:tc>
+          <w:tcPr>
+            <w:tcW w:type="dxa" w:w="2880"/>
+          </w:tcPr>
+          <w:p>
+            <w:r>
+              <w:t>09:48</w:t>
+            </w:r>
+          </w:p>
+        </w:tc>
+        <w:tc>
+          <w:tcPr>
+            <w:tcW w:type="dxa" w:w="2880"/>
+          </w:tcPr>
+          <w:p>
+            <w:r>
+              <w:t>Network - Kumar</w:t>
+            </w:r>
+          </w:p>
+        </w:tc>
+        <w:tc>
+          <w:tcPr>
+            <w:tcW w:type="dxa" w:w="2880"/>
+          </w:tcPr>
+          <w:p>
+            <w:r>
+              <w:t>DC1 primary load balancer showing 38% packet loss on internal segment</w:t>
+            </w:r>
+          </w:p>
+        </w:tc>
+      </w:tr>
+      <w:tr>
+        <w:tc>
+          <w:tcPr>
+            <w:tcW w:type="dxa" w:w="2880"/>
+          </w:tcPr>
+          <w:p>
+            <w:r>
+              <w:t>09:52</w:t>
+            </w:r>
+          </w:p>
+        </w:tc>
+        <w:tc>
+          <w:tcPr>
+            <w:tcW w:type="dxa" w:w="2880"/>
+          </w:tcPr>
+          <w:p>
+            <w:r>
+              <w:t>Daichi (Head of IR)</w:t>
+            </w:r>
+          </w:p>
+        </w:tc>
+        <w:tc>
+          <w:tcPr>
+            <w:tcW w:type="dxa" w:w="2880"/>
+          </w:tcPr>
+          <w:p>
+            <w:r>
+              <w:t>On bridge. BNM notification window starts now per RH/STD/008</w:t>
+            </w:r>
+          </w:p>
+        </w:tc>
+      </w:tr>
+      <w:tr>
+        <w:tc>
+          <w:tcPr>
+            <w:tcW w:type="dxa" w:w="2880"/>
+          </w:tcPr>
+          <w:p>
+            <w:r>
+              <w:t>09:58</w:t>
+            </w:r>
+          </w:p>
+        </w:tc>
+        <w:tc>
+          <w:tcPr>
+            <w:tcW w:type="dxa" w:w="2880"/>
+          </w:tcPr>
+          <w:p>
+            <w:r>
+              <w:t>IC</w:t>
+            </w:r>
+          </w:p>
+        </w:tc>
+        <w:tc>
+          <w:tcPr>
+            <w:tcW w:type="dxa" w:w="2880"/>
+          </w:tcPr>
+          <w:p>
+            <w:r>
+              <w:t>Failover to DC2 LB pair authorised. Risk Council notified</w:t>
+            </w:r>
+          </w:p>
+        </w:tc>
+      </w:tr>
+      <w:tr>
+        <w:tc>
+          <w:tcPr>
+            <w:tcW w:type="dxa" w:w="2880"/>
+          </w:tcPr>
+          <w:p>
+            <w:r>
+              <w:t>10:14</w:t>
+            </w:r>
+          </w:p>
+        </w:tc>
+        <w:tc>
+          <w:tcPr>
+            <w:tcW w:type="dxa" w:w="2880"/>
+          </w:tcPr>
+          <w:p>
+            <w:r>
+              <w:t>SRE</w:t>
+            </w:r>
+          </w:p>
+        </w:tc>
+        <w:tc>
+          <w:tcPr>
+            <w:tcW w:type="dxa" w:w="2880"/>
+          </w:tcPr>
+          <w:p>
+            <w:r>
+              <w:t>Failover complete. Login success climbing - now 92%</w:t>
+            </w:r>
+          </w:p>
+        </w:tc>
+      </w:tr>
+      <w:tr>
+        <w:tc>
+          <w:tcPr>
+            <w:tcW w:type="dxa" w:w="2880"/>
+          </w:tcPr>
+          <w:p>
+            <w:r>
+              <w:t>10:22</w:t>
+            </w:r>
+          </w:p>
+        </w:tc>
+        <w:tc>
+          <w:tcPr>
+            <w:tcW w:type="dxa" w:w="2880"/>
+          </w:tcPr>
+          <w:p>
+            <w:r>
+              <w:t>Customer Care</w:t>
+            </w:r>
+          </w:p>
+        </w:tc>
+        <w:tc>
+          <w:tcPr>
+            <w:tcW w:type="dxa" w:w="2880"/>
+          </w:tcPr>
+          <w:p>
+            <w:r>
+              <w:t>Call volume 4.2x baseline. IVR message updated</w:t>
+            </w:r>
+          </w:p>
+        </w:tc>
+      </w:tr>
+      <w:tr>
+        <w:tc>
+          <w:tcPr>
+            <w:tcW w:type="dxa" w:w="2880"/>
+          </w:tcPr>
+          <w:p>
+            <w:r>
+              <w:t>11:00</w:t>
+            </w:r>
+          </w:p>
+        </w:tc>
+        <w:tc>
+          <w:tcPr>
+            <w:tcW w:type="dxa" w:w="2880"/>
+          </w:tcPr>
+          <w:p>
+            <w:r>
+              <w:t>IC</w:t>
+            </w:r>
+          </w:p>
+        </w:tc>
+        <w:tc>
+          <w:tcPr>
+            <w:tcW w:type="dxa" w:w="2880"/>
+          </w:tcPr>
+          <w:p>
+            <w:r>
+              <w:t>Sustained &gt; 99% for 38 minutes - declaring stable</w:t>
+            </w:r>
+          </w:p>
+        </w:tc>
+      </w:tr>
+      <w:tr>
+        <w:tc>
+          <w:tcPr>
+            <w:tcW w:type="dxa" w:w="2880"/>
+          </w:tcPr>
+          <w:p>
+            <w:r>
+              <w:t>11:30</w:t>
+            </w:r>
+          </w:p>
+        </w:tc>
+        <w:tc>
+          <w:tcPr>
+            <w:tcW w:type="dxa" w:w="2880"/>
+          </w:tcPr>
+          <w:p>
+            <w:r>
+              <w:t>BNM</w:t>
+            </w:r>
+          </w:p>
+        </w:tc>
+        <w:tc>
+          <w:tcPr>
+            <w:tcW w:type="dxa" w:w="2880"/>
+          </w:tcPr>
+          <w:p>
+            <w:r>
+              <w:t>Acknowledged regulator email - awaiting written sitrep within 24 hrs</w:t>
+            </w:r>
+          </w:p>
+        </w:tc>
+      </w:tr>
+      <w:tr>
+        <w:tc>
+          <w:tcPr>
+            <w:tcW w:type="dxa" w:w="2880"/>
+          </w:tcPr>
+          <w:p>
+            <w:r>
+              <w:t>13:28</w:t>
+            </w:r>
+          </w:p>
+        </w:tc>
+        <w:tc>
+          <w:tcPr>
+            <w:tcW w:type="dxa" w:w="2880"/>
+          </w:tcPr>
+          <w:p>
+            <w:r>
+              <w:t>IC</w:t>
+            </w:r>
+          </w:p>
+        </w:tc>
+        <w:tc>
+          <w:tcPr>
+            <w:tcW w:type="dxa" w:w="2880"/>
+          </w:tcPr>
+          <w:p>
+            <w:r>
+              <w:t>Incident closed. Wartime channel archived. Post-mortem 15-May 10:00</w:t>
+            </w:r>
+          </w:p>
+        </w:tc>
+      </w:tr>
+    </w:tbl>
+    <w:p>
+      <w:pPr>
+        <w:pStyle w:val="Heading1"/>
+      </w:pPr>
+      <w:r>
+        <w:t>2. Customer impact</w:t>
       </w:r>
     </w:p>
     <w:p>
+      <w:pPr>
+        <w:pStyle w:val="ListBullet"/>
+      </w:pPr>
       <w:r>
-        <w:t>This document is the working artefact for the inc wartime channel log use case in the crisis channel log domain. It is staged for a Microsoft 365 Copilot Cowork / Notebook demo and contains plausible (illustrative) figures, lists, and narratives — not real customer data. The numbers tie back to the companion spreadsheet of the same stem.</w:t>
+        <w:t>Approximately 184,000 unique customers affected over 3h 46m window</w:t>
       </w:r>
     </w:p>
     <w:p>
+      <w:pPr>
+        <w:pStyle w:val="ListBullet"/>
+      </w:pPr>
       <w:r>
-        <w:t>The intended demo flow: a crisis channel log stakeholder asks Copilot to summarise, compare, draft, or distribute the contents of this file alongside related artefacts. Cowork fans the task out into 5 parallel sub-tasks (draft Word, draft email, schedule meeting, post Teams message, build action tracker). Notebook adds it as a source and answers grounded questions across all sources.</w:t>
+        <w:t>Failed login attempts: 412,000 (vs baseline 18,000 over same period)</w:t>
+      </w:r>
+    </w:p>
+    <w:p>
+      <w:pPr>
+        <w:pStyle w:val="ListBullet"/>
+      </w:pPr>
+      <w:r>
+        <w:t>Failed transactions: 12,400 worth approx MYR 28.4M (auto-retried successfully post-recovery)</w:t>
+      </w:r>
+    </w:p>
+    <w:p>
+      <w:pPr>
+        <w:pStyle w:val="ListBullet"/>
+      </w:pPr>
+      <w:r>
+        <w:t>Compensation policy: MYR 50 e-voucher to customers with &gt; 3 failed attempts</w:t>
       </w:r>
     </w:p>
     <w:p>
@@ -50,17 +476,39 @@
         <w:pStyle w:val="Heading1"/>
       </w:pPr>
       <w:r>
-        <w:t>2. Scenario &amp; Background</w:t>
+        <w:t>3. Notifications</w:t>
       </w:r>
     </w:p>
     <w:p>
+      <w:pPr>
+        <w:pStyle w:val="ListNumber"/>
+      </w:pPr>
       <w:r>
-        <w:t>The Group is mid-cycle on its FY2025 close and is rolling forward into FY2026 planning. The crisis channel log portfolio has surfaced a mix of on-track lines and corrective items. This inc wartime channel log captures the working position on those items so the Group office, the operating committee, and (where relevant) the regulator-facing officer can align on next steps.</w:t>
+        <w:t>BNM Cyber Risk Unit - email sent 10:04 MYT - acknowledged 10:34</w:t>
       </w:r>
     </w:p>
     <w:p>
+      <w:pPr>
+        <w:pStyle w:val="ListNumber"/>
+      </w:pPr>
       <w:r>
-        <w:t>The team has triangulated the working dataset against three peer benchmarks and against the regulator's published thresholds for the sector. Findings carried over from the prior cycle have been re-examined to test whether the original assumptions still hold under the FY2026 base case.</w:t>
+        <w:t>PIDM - notified via watchlist channel 10:24</w:t>
+      </w:r>
+    </w:p>
+    <w:p>
+      <w:pPr>
+        <w:pStyle w:val="ListNumber"/>
+      </w:pPr>
+      <w:r>
+        <w:t>Group Risk Council - emergency meeting 11:30</w:t>
+      </w:r>
+    </w:p>
+    <w:p>
+      <w:pPr>
+        <w:pStyle w:val="ListNumber"/>
+      </w:pPr>
+      <w:r>
+        <w:t>External advisory issued via app + SMS 12:14</w:t>
       </w:r>
     </w:p>
     <w:p>
@@ -68,200 +516,12 @@
         <w:pStyle w:val="Heading1"/>
       </w:pPr>
       <w:r>
-        <w:t>3. Detail &amp; Working</w:t>
-      </w:r>
-    </w:p>
-    <w:p>
-      <w:pPr>
-        <w:pStyle w:val="Heading2"/>
-      </w:pPr>
-      <w:r>
-        <w:t>3.1 Position at end of period</w:t>
+        <w:t>4. Provisional root cause</w:t>
       </w:r>
     </w:p>
     <w:p>
       <w:r>
-        <w:t>The closing position by unit / segment is captured in the Channel Log tab of the companion workbook. Headline metrics — Posts, Threads, Open Items — are within the agreed corridors for Wartime-General, Ops, and Comms; outside the corridor for Legal and Regulator; and under recovery monitoring for Customer.</w:t>
-      </w:r>
-    </w:p>
-    <w:p>
-      <w:pPr>
-        <w:pStyle w:val="Heading2"/>
-      </w:pPr>
-      <w:r>
-        <w:t>3.2 Key drivers</w:t>
-      </w:r>
-    </w:p>
-    <w:p>
-      <w:r>
-        <w:t>The driver bridge (see Decision Bridge tab) attributes the FY25 variance to a balanced mix of volume / mix, pricing and discount discipline, cost base reset, capex re-baseline, working capital, regulatory provisions, FX and hedging, and productivity / automation. Each driver carries an owner and a status (on-track / at-risk / behind / recovered / mitigated).</w:t>
-      </w:r>
-    </w:p>
-    <w:p>
-      <w:pPr>
-        <w:pStyle w:val="Heading2"/>
-      </w:pPr>
-      <w:r>
-        <w:t>3.3 Sensitivities and assumptions</w:t>
-      </w:r>
-    </w:p>
-    <w:p>
-      <w:r>
-        <w:t>The base case assumes FY2026 macro inputs hold within plus/minus 50 basis points of the current corridor. The upside and downside scenarios stress the headline metrics by plus/minus two corridors and re-test the recovery plan owners against the stressed position. Key sensitivities: rate path, FX MYR/USD, commodity benchmarks, regulator timing, and customer concentration.</w:t>
-      </w:r>
-    </w:p>
-    <w:p>
-      <w:pPr>
-        <w:pStyle w:val="Heading2"/>
-      </w:pPr>
-      <w:r>
-        <w:t>3.4 Open issues and unknowns</w:t>
-      </w:r>
-    </w:p>
-    <w:p>
-      <w:r>
-        <w:t>The watchlist (see Action Items tab) tracks 14 indicators flagged in the prior review. Eight are on-track, four are within five points of the threshold (watch), and two have breached and triggered the escalation protocol. Owners and remediation dates are recorded against each item.</w:t>
-      </w:r>
-    </w:p>
-    <w:p>
-      <w:pPr>
-        <w:pStyle w:val="Heading1"/>
-      </w:pPr>
-      <w:r>
-        <w:t>4. Recommended Actions</w:t>
-      </w:r>
-    </w:p>
-    <w:p>
-      <w:pPr>
-        <w:pStyle w:val="ListBullet"/>
-      </w:pPr>
-      <w:r>
-        <w:t>Confirm the inc wartime channel log narrative with the Crisis Channel Log CFO before the Board cut-off.</w:t>
-      </w:r>
-    </w:p>
-    <w:p>
-      <w:pPr>
-        <w:pStyle w:val="ListBullet"/>
-      </w:pPr>
-      <w:r>
-        <w:t>Lock the assumption set for the recovery plan and circulate to the division MDs for sign-off.</w:t>
-      </w:r>
-    </w:p>
-    <w:p>
-      <w:pPr>
-        <w:pStyle w:val="ListBullet"/>
-      </w:pPr>
-      <w:r>
-        <w:t>Pre-brief the regulator-facing officer on the 30/60/90-day commitments.</w:t>
-      </w:r>
-    </w:p>
-    <w:p>
-      <w:pPr>
-        <w:pStyle w:val="ListBullet"/>
-      </w:pPr>
-      <w:r>
-        <w:t>Schedule the cross-functional review with risk, legal, IR, and procurement.</w:t>
-      </w:r>
-    </w:p>
-    <w:p>
-      <w:pPr>
-        <w:pStyle w:val="ListBullet"/>
-      </w:pPr>
-      <w:r>
-        <w:t>Capture decisions in the Group decision log with named owners, due dates, and tracking links.</w:t>
-      </w:r>
-    </w:p>
-    <w:p>
-      <w:pPr>
-        <w:pStyle w:val="ListBullet"/>
-      </w:pPr>
-      <w:r>
-        <w:t>Stand up a 5-day Cowork sprint to publish the variance brief, lender holding lines, IR Q&amp;A pack, and ExCo update.</w:t>
-      </w:r>
-    </w:p>
-    <w:p>
-      <w:pPr>
-        <w:pStyle w:val="Heading1"/>
-      </w:pPr>
-      <w:r>
-        <w:t>5. Appendix — Working dataset units</w:t>
-      </w:r>
-    </w:p>
-    <w:p>
-      <w:pPr>
-        <w:pStyle w:val="ListBullet"/>
-      </w:pPr>
-      <w:r>
-        <w:t>Wartime-General</w:t>
-      </w:r>
-    </w:p>
-    <w:p>
-      <w:pPr>
-        <w:pStyle w:val="ListBullet"/>
-      </w:pPr>
-      <w:r>
-        <w:t>Ops</w:t>
-      </w:r>
-    </w:p>
-    <w:p>
-      <w:pPr>
-        <w:pStyle w:val="ListBullet"/>
-      </w:pPr>
-      <w:r>
-        <w:t>Comms</w:t>
-      </w:r>
-    </w:p>
-    <w:p>
-      <w:pPr>
-        <w:pStyle w:val="ListBullet"/>
-      </w:pPr>
-      <w:r>
-        <w:t>Legal</w:t>
-      </w:r>
-    </w:p>
-    <w:p>
-      <w:pPr>
-        <w:pStyle w:val="ListBullet"/>
-      </w:pPr>
-      <w:r>
-        <w:t>Regulator</w:t>
-      </w:r>
-    </w:p>
-    <w:p>
-      <w:pPr>
-        <w:pStyle w:val="ListBullet"/>
-      </w:pPr>
-      <w:r>
-        <w:t>Customer</w:t>
-      </w:r>
-    </w:p>
-    <w:p>
-      <w:pPr>
-        <w:pStyle w:val="ListBullet"/>
-      </w:pPr>
-      <w:r>
-        <w:t>Vendor</w:t>
-      </w:r>
-    </w:p>
-    <w:p>
-      <w:pPr>
-        <w:pStyle w:val="ListBullet"/>
-      </w:pPr>
-      <w:r>
-        <w:t>Total</w:t>
-      </w:r>
-    </w:p>
-    <w:p>
-      <w:pPr>
-        <w:pStyle w:val="Heading1"/>
-      </w:pPr>
-      <w:r>
-        <w:t>6. Sign-off &amp; Distribution</w:t>
-      </w:r>
-    </w:p>
-    <w:p>
-      <w:r>
-        <w:t>Prepared by: Crisis Channel Log Office  ·  Reviewed by: CFO  ·  Approved by: CEO  ·  Distributed to: Board, ExCo, Risk Committee, IR, Group Strategy.</w:t>
+        <w:t>Stale ARP table on DC1 primary load balancer following firmware push 11-May-2026 23:14. Failed to detect via canary because canary traffic bypassed the affected interface. Vendor TAC ticket #VND-2026-44218 raised. Patch validation rollback procedure being revised by Network Engineering.</w:t>
       </w:r>
     </w:p>
     <w:sectPr>
@@ -637,6 +897,10 @@
     <w:name w:val="Normal"/>
     <w:qFormat/>
     <w:rsid w:val="00FC693F"/>
+    <w:rPr>
+      <w:rFonts w:ascii="Aptos" w:hAnsi="Aptos"/>
+      <w:sz w:val="22"/>
+    </w:rPr>
   </w:style>
   <w:style w:type="paragraph" w:styleId="Header">
     <w:name w:val="header"/>

--- a/files/INC_Wartime_Channel_Log.docx
+++ b/files/INC_Wartime_Channel_Log.docx
@@ -4,524 +4,447 @@
   <w:body>
     <w:p>
       <w:pPr>
-        <w:pStyle w:val="Title"/>
+        <w:jc w:val="left"/>
       </w:pPr>
       <w:r>
         <w:rPr>
-          <w:color w:val="1F4E78"/>
+          <w:b/>
+          <w:color w:val="6B7280"/>
+          <w:sz w:val="18"/>
         </w:rPr>
-        <w:t>Wartime Channel Log - INC-2026-204 - Group Online Banking Degradation</w:t>
-      </w:r>
-    </w:p>
-    <w:p>
-      <w:r>
-        <w:t>Incident: INC-2026-204 | Severity: P1 | Started: 12-May-2026 09:42 MYT | Resolved: 12-May-2026 13:28 MYT | Incident Commander: Mod Admin | Comms Lead: Sasha Ouellet</w:t>
+        <w:t>ZAVA CONGLOMERATE</w:t>
       </w:r>
     </w:p>
     <w:p>
       <w:pPr>
-        <w:pStyle w:val="Heading1"/>
+        <w:spacing w:after="40"/>
       </w:pPr>
       <w:r>
-        <w:t>1. Wartime channel - Microsoft Teams "P1-INC-204"</w:t>
+        <w:rPr>
+          <w:b/>
+          <w:color w:val="1F2D55"/>
+          <w:sz w:val="44"/>
+        </w:rPr>
+        <w:t>INC Wartime Channel Log</w:t>
       </w:r>
     </w:p>
-    <w:tbl>
-      <w:tblPr>
-        <w:tblStyle w:val="LightGrid-Accent1"/>
-        <w:tblW w:type="auto" w:w="0"/>
-        <w:tblLook w:firstColumn="1" w:firstRow="1" w:lastColumn="0" w:lastRow="0" w:noHBand="0" w:noVBand="1" w:val="04A0"/>
-      </w:tblPr>
-      <w:tblGrid>
-        <w:gridCol w:w="2880"/>
-        <w:gridCol w:w="2880"/>
-        <w:gridCol w:w="2880"/>
-      </w:tblGrid>
-      <w:tr>
-        <w:tc>
-          <w:tcPr>
-            <w:tcW w:type="dxa" w:w="2880"/>
-          </w:tcPr>
-          <w:p>
-            <w:r>
-              <w:rPr>
-                <w:b/>
-              </w:rPr>
-              <w:t>Time</w:t>
-            </w:r>
-          </w:p>
-        </w:tc>
-        <w:tc>
-          <w:tcPr>
-            <w:tcW w:type="dxa" w:w="2880"/>
-          </w:tcPr>
-          <w:p>
-            <w:r>
-              <w:rPr>
-                <w:b/>
-              </w:rPr>
-              <w:t>Speaker</w:t>
-            </w:r>
-          </w:p>
-        </w:tc>
-        <w:tc>
-          <w:tcPr>
-            <w:tcW w:type="dxa" w:w="2880"/>
-          </w:tcPr>
-          <w:p>
-            <w:r>
-              <w:rPr>
-                <w:b/>
-              </w:rPr>
-              <w:t>Statement</w:t>
-            </w:r>
-          </w:p>
-        </w:tc>
-      </w:tr>
-      <w:tr>
-        <w:tc>
-          <w:tcPr>
-            <w:tcW w:type="dxa" w:w="2880"/>
-          </w:tcPr>
-          <w:p>
-            <w:r>
-              <w:t>09:42</w:t>
-            </w:r>
-          </w:p>
-        </w:tc>
-        <w:tc>
-          <w:tcPr>
-            <w:tcW w:type="dxa" w:w="2880"/>
-          </w:tcPr>
-          <w:p>
-            <w:r>
-              <w:t>Synthetic monitor</w:t>
-            </w:r>
-          </w:p>
-        </w:tc>
-        <w:tc>
-          <w:tcPr>
-            <w:tcW w:type="dxa" w:w="2880"/>
-          </w:tcPr>
-          <w:p>
-            <w:r>
-              <w:t>Login success rate dropped to 62% nationwide</w:t>
-            </w:r>
-          </w:p>
-        </w:tc>
-      </w:tr>
-      <w:tr>
-        <w:tc>
-          <w:tcPr>
-            <w:tcW w:type="dxa" w:w="2880"/>
-          </w:tcPr>
-          <w:p>
-            <w:r>
-              <w:t>09:43</w:t>
-            </w:r>
-          </w:p>
-        </w:tc>
-        <w:tc>
-          <w:tcPr>
-            <w:tcW w:type="dxa" w:w="2880"/>
-          </w:tcPr>
-          <w:p>
-            <w:r>
-              <w:t>On-call SRE - Vijay</w:t>
-            </w:r>
-          </w:p>
-        </w:tc>
-        <w:tc>
-          <w:tcPr>
-            <w:tcW w:type="dxa" w:w="2880"/>
-          </w:tcPr>
-          <w:p>
-            <w:r>
-              <w:t>Confirming - PagerDuty also firing</w:t>
-            </w:r>
-          </w:p>
-        </w:tc>
-      </w:tr>
-      <w:tr>
-        <w:tc>
-          <w:tcPr>
-            <w:tcW w:type="dxa" w:w="2880"/>
-          </w:tcPr>
-          <w:p>
-            <w:r>
-              <w:t>09:44</w:t>
-            </w:r>
-          </w:p>
-        </w:tc>
-        <w:tc>
-          <w:tcPr>
-            <w:tcW w:type="dxa" w:w="2880"/>
-          </w:tcPr>
-          <w:p>
-            <w:r>
-              <w:t>IC - Mod Admin</w:t>
-            </w:r>
-          </w:p>
-        </w:tc>
-        <w:tc>
-          <w:tcPr>
-            <w:tcW w:type="dxa" w:w="2880"/>
-          </w:tcPr>
-          <w:p>
-            <w:r>
-              <w:t>Declaring P1. Bridge open. Comms paging Daichi</w:t>
-            </w:r>
-          </w:p>
-        </w:tc>
-      </w:tr>
-      <w:tr>
-        <w:tc>
-          <w:tcPr>
-            <w:tcW w:type="dxa" w:w="2880"/>
-          </w:tcPr>
-          <w:p>
-            <w:r>
-              <w:t>09:48</w:t>
-            </w:r>
-          </w:p>
-        </w:tc>
-        <w:tc>
-          <w:tcPr>
-            <w:tcW w:type="dxa" w:w="2880"/>
-          </w:tcPr>
-          <w:p>
-            <w:r>
-              <w:t>Network - Kumar</w:t>
-            </w:r>
-          </w:p>
-        </w:tc>
-        <w:tc>
-          <w:tcPr>
-            <w:tcW w:type="dxa" w:w="2880"/>
-          </w:tcPr>
-          <w:p>
-            <w:r>
-              <w:t>DC1 primary load balancer showing 38% packet loss on internal segment</w:t>
-            </w:r>
-          </w:p>
-        </w:tc>
-      </w:tr>
-      <w:tr>
-        <w:tc>
-          <w:tcPr>
-            <w:tcW w:type="dxa" w:w="2880"/>
-          </w:tcPr>
-          <w:p>
-            <w:r>
-              <w:t>09:52</w:t>
-            </w:r>
-          </w:p>
-        </w:tc>
-        <w:tc>
-          <w:tcPr>
-            <w:tcW w:type="dxa" w:w="2880"/>
-          </w:tcPr>
-          <w:p>
-            <w:r>
-              <w:t>Daichi (Head of IR)</w:t>
-            </w:r>
-          </w:p>
-        </w:tc>
-        <w:tc>
-          <w:tcPr>
-            <w:tcW w:type="dxa" w:w="2880"/>
-          </w:tcPr>
-          <w:p>
-            <w:r>
-              <w:t>On bridge. BNM notification window starts now per RH/STD/008</w:t>
-            </w:r>
-          </w:p>
-        </w:tc>
-      </w:tr>
-      <w:tr>
-        <w:tc>
-          <w:tcPr>
-            <w:tcW w:type="dxa" w:w="2880"/>
-          </w:tcPr>
-          <w:p>
-            <w:r>
-              <w:t>09:58</w:t>
-            </w:r>
-          </w:p>
-        </w:tc>
-        <w:tc>
-          <w:tcPr>
-            <w:tcW w:type="dxa" w:w="2880"/>
-          </w:tcPr>
-          <w:p>
-            <w:r>
-              <w:t>IC</w:t>
-            </w:r>
-          </w:p>
-        </w:tc>
-        <w:tc>
-          <w:tcPr>
-            <w:tcW w:type="dxa" w:w="2880"/>
-          </w:tcPr>
-          <w:p>
-            <w:r>
-              <w:t>Failover to DC2 LB pair authorised. Risk Council notified</w:t>
-            </w:r>
-          </w:p>
-        </w:tc>
-      </w:tr>
-      <w:tr>
-        <w:tc>
-          <w:tcPr>
-            <w:tcW w:type="dxa" w:w="2880"/>
-          </w:tcPr>
-          <w:p>
-            <w:r>
-              <w:t>10:14</w:t>
-            </w:r>
-          </w:p>
-        </w:tc>
-        <w:tc>
-          <w:tcPr>
-            <w:tcW w:type="dxa" w:w="2880"/>
-          </w:tcPr>
-          <w:p>
-            <w:r>
-              <w:t>SRE</w:t>
-            </w:r>
-          </w:p>
-        </w:tc>
-        <w:tc>
-          <w:tcPr>
-            <w:tcW w:type="dxa" w:w="2880"/>
-          </w:tcPr>
-          <w:p>
-            <w:r>
-              <w:t>Failover complete. Login success climbing - now 92%</w:t>
-            </w:r>
-          </w:p>
-        </w:tc>
-      </w:tr>
-      <w:tr>
-        <w:tc>
-          <w:tcPr>
-            <w:tcW w:type="dxa" w:w="2880"/>
-          </w:tcPr>
-          <w:p>
-            <w:r>
-              <w:t>10:22</w:t>
-            </w:r>
-          </w:p>
-        </w:tc>
-        <w:tc>
-          <w:tcPr>
-            <w:tcW w:type="dxa" w:w="2880"/>
-          </w:tcPr>
-          <w:p>
-            <w:r>
-              <w:t>Customer Care</w:t>
-            </w:r>
-          </w:p>
-        </w:tc>
-        <w:tc>
-          <w:tcPr>
-            <w:tcW w:type="dxa" w:w="2880"/>
-          </w:tcPr>
-          <w:p>
-            <w:r>
-              <w:t>Call volume 4.2x baseline. IVR message updated</w:t>
-            </w:r>
-          </w:p>
-        </w:tc>
-      </w:tr>
-      <w:tr>
-        <w:tc>
-          <w:tcPr>
-            <w:tcW w:type="dxa" w:w="2880"/>
-          </w:tcPr>
-          <w:p>
-            <w:r>
-              <w:t>11:00</w:t>
-            </w:r>
-          </w:p>
-        </w:tc>
-        <w:tc>
-          <w:tcPr>
-            <w:tcW w:type="dxa" w:w="2880"/>
-          </w:tcPr>
-          <w:p>
-            <w:r>
-              <w:t>IC</w:t>
-            </w:r>
-          </w:p>
-        </w:tc>
-        <w:tc>
-          <w:tcPr>
-            <w:tcW w:type="dxa" w:w="2880"/>
-          </w:tcPr>
-          <w:p>
-            <w:r>
-              <w:t>Sustained &gt; 99% for 38 minutes - declaring stable</w:t>
-            </w:r>
-          </w:p>
-        </w:tc>
-      </w:tr>
-      <w:tr>
-        <w:tc>
-          <w:tcPr>
-            <w:tcW w:type="dxa" w:w="2880"/>
-          </w:tcPr>
-          <w:p>
-            <w:r>
-              <w:t>11:30</w:t>
-            </w:r>
-          </w:p>
-        </w:tc>
-        <w:tc>
-          <w:tcPr>
-            <w:tcW w:type="dxa" w:w="2880"/>
-          </w:tcPr>
-          <w:p>
-            <w:r>
-              <w:t>BNM</w:t>
-            </w:r>
-          </w:p>
-        </w:tc>
-        <w:tc>
-          <w:tcPr>
-            <w:tcW w:type="dxa" w:w="2880"/>
-          </w:tcPr>
-          <w:p>
-            <w:r>
-              <w:t>Acknowledged regulator email - awaiting written sitrep within 24 hrs</w:t>
-            </w:r>
-          </w:p>
-        </w:tc>
-      </w:tr>
-      <w:tr>
-        <w:tc>
-          <w:tcPr>
-            <w:tcW w:type="dxa" w:w="2880"/>
-          </w:tcPr>
-          <w:p>
-            <w:r>
-              <w:t>13:28</w:t>
-            </w:r>
-          </w:p>
-        </w:tc>
-        <w:tc>
-          <w:tcPr>
-            <w:tcW w:type="dxa" w:w="2880"/>
-          </w:tcPr>
-          <w:p>
-            <w:r>
-              <w:t>IC</w:t>
-            </w:r>
-          </w:p>
-        </w:tc>
-        <w:tc>
-          <w:tcPr>
-            <w:tcW w:type="dxa" w:w="2880"/>
-          </w:tcPr>
-          <w:p>
-            <w:r>
-              <w:t>Incident closed. Wartime channel archived. Post-mortem 15-May 10:00</w:t>
-            </w:r>
-          </w:p>
-        </w:tc>
-      </w:tr>
-    </w:tbl>
     <w:p>
       <w:pPr>
-        <w:pStyle w:val="Heading1"/>
+        <w:spacing w:after="200"/>
       </w:pPr>
       <w:r>
-        <w:t>2. Customer impact</w:t>
+        <w:rPr>
+          <w:i/>
+          <w:color w:val="4B5B7C"/>
+          <w:sz w:val="22"/>
+        </w:rPr>
+        <w:t>Working Document · Zava Conglomerate</w:t>
+      </w:r>
+    </w:p>
+    <w:p>
+      <w:pPr>
+        <w:spacing w:after="40"/>
+      </w:pPr>
+      <w:r>
+        <w:rPr>
+          <w:b/>
+          <w:color w:val="1F2D55"/>
+          <w:sz w:val="20"/>
+        </w:rPr>
+        <w:t xml:space="preserve">Document reference:  </w:t>
+      </w:r>
+      <w:r>
+        <w:rPr>
+          <w:sz w:val="20"/>
+        </w:rPr>
+        <w:t>DOC-2026-778</w:t>
+      </w:r>
+    </w:p>
+    <w:p>
+      <w:pPr>
+        <w:spacing w:after="40"/>
+      </w:pPr>
+      <w:r>
+        <w:rPr>
+          <w:b/>
+          <w:color w:val="1F2D55"/>
+          <w:sz w:val="20"/>
+        </w:rPr>
+        <w:t xml:space="preserve">Prepared by:  </w:t>
+      </w:r>
+      <w:r>
+        <w:rPr>
+          <w:sz w:val="20"/>
+        </w:rPr>
+        <w:t>Zava Conglomerate working team</w:t>
+      </w:r>
+    </w:p>
+    <w:p>
+      <w:pPr>
+        <w:spacing w:after="40"/>
+      </w:pPr>
+      <w:r>
+        <w:rPr>
+          <w:b/>
+          <w:color w:val="1F2D55"/>
+          <w:sz w:val="20"/>
+        </w:rPr>
+        <w:t xml:space="preserve">Date:  </w:t>
+      </w:r>
+      <w:r>
+        <w:rPr>
+          <w:sz w:val="20"/>
+        </w:rPr>
+        <w:t>19 May 2026</w:t>
+      </w:r>
+    </w:p>
+    <w:p>
+      <w:pPr>
+        <w:spacing w:after="40"/>
+      </w:pPr>
+      <w:r>
+        <w:rPr>
+          <w:b/>
+          <w:color w:val="1F2D55"/>
+          <w:sz w:val="20"/>
+        </w:rPr>
+        <w:t xml:space="preserve">Classification:  </w:t>
+      </w:r>
+      <w:r>
+        <w:rPr>
+          <w:sz w:val="20"/>
+        </w:rPr>
+        <w:t>Internal</w:t>
+      </w:r>
+    </w:p>
+    <w:p>
+      <w:pPr>
+        <w:spacing w:after="40"/>
+      </w:pPr>
+      <w:r>
+        <w:rPr>
+          <w:b/>
+          <w:color w:val="1F2D55"/>
+          <w:sz w:val="20"/>
+        </w:rPr>
+        <w:t xml:space="preserve">Source file:  </w:t>
+      </w:r>
+      <w:r>
+        <w:rPr>
+          <w:sz w:val="20"/>
+        </w:rPr>
+        <w:t>INC_Wartime_Channel_Log.docx</w:t>
+      </w:r>
+    </w:p>
+    <w:p>
+      <w:pPr>
+        <w:spacing w:before="240" w:after="80"/>
+      </w:pPr>
+      <w:r>
+        <w:rPr>
+          <w:b/>
+          <w:color w:val="1F2D55"/>
+          <w:sz w:val="26"/>
+        </w:rPr>
+        <w:t>1. Purpose and context</w:t>
+      </w:r>
+    </w:p>
+    <w:p>
+      <w:pPr>
+        <w:spacing w:after="80"/>
+      </w:pPr>
+      <w:r>
+        <w:rPr>
+          <w:i w:val="0"/>
+          <w:sz w:val="20"/>
+        </w:rPr>
+        <w:t>This document covers the subject matter referenced in the title above (INC Wartime Channel Log). It captures the working materials assembled for review by the relevant stakeholders. The intent is to provide enough context, evidence and recommendations to enable a sound decision or next action.</w:t>
+      </w:r>
+    </w:p>
+    <w:p>
+      <w:pPr>
+        <w:spacing w:before="240" w:after="80"/>
+      </w:pPr>
+      <w:r>
+        <w:rPr>
+          <w:b/>
+          <w:color w:val="1F2D55"/>
+          <w:sz w:val="26"/>
+        </w:rPr>
+        <w:t>2. Background</w:t>
+      </w:r>
+    </w:p>
+    <w:p>
+      <w:pPr>
+        <w:spacing w:after="80"/>
+      </w:pPr>
+      <w:r>
+        <w:rPr>
+          <w:i w:val="0"/>
+          <w:sz w:val="20"/>
+        </w:rPr>
+        <w:t>The work documented here has been developed over several weeks by a small team drawn from the relevant divisions and Group functions. It builds on earlier analyses (see Appendix A) and incorporates the feedback received from the first review with the sponsor.</w:t>
+      </w:r>
+    </w:p>
+    <w:p>
+      <w:pPr>
+        <w:spacing w:before="240" w:after="80"/>
+      </w:pPr>
+      <w:r>
+        <w:rPr>
+          <w:b/>
+          <w:color w:val="1F2D55"/>
+          <w:sz w:val="26"/>
+        </w:rPr>
+        <w:t>3. Approach and methodology</w:t>
+      </w:r>
+    </w:p>
+    <w:p>
+      <w:pPr>
+        <w:spacing w:after="80"/>
+      </w:pPr>
+      <w:r>
+        <w:rPr>
+          <w:i w:val="0"/>
+          <w:sz w:val="20"/>
+        </w:rPr>
+        <w:t>Three lines of evidence were combined: (i) review of policy and process documentation; (ii) extraction and analysis of transactional and operational data; (iii) interviews with knowledgeable stakeholders. Where possible, findings were triangulated across two or more of these sources.</w:t>
+      </w:r>
+    </w:p>
+    <w:p>
+      <w:pPr>
+        <w:spacing w:before="240" w:after="80"/>
+      </w:pPr>
+      <w:r>
+        <w:rPr>
+          <w:b/>
+          <w:color w:val="1F2D55"/>
+          <w:sz w:val="26"/>
+        </w:rPr>
+        <w:t>4. Key findings</w:t>
+      </w:r>
+    </w:p>
+    <w:p>
+      <w:pPr>
+        <w:spacing w:after="80"/>
+      </w:pPr>
+      <w:r>
+        <w:rPr>
+          <w:i w:val="0"/>
+          <w:sz w:val="20"/>
+        </w:rPr>
+        <w:t>The analysis surfaced six findings of material interest. Two are positive observations confirming that current arrangements are working well in the areas examined. Four are issues warranting action — two in the near term, two on a 6-12 month horizon. Each finding is documented with quantified evidence in the relevant appendix.</w:t>
+      </w:r>
+    </w:p>
+    <w:p>
+      <w:pPr>
+        <w:spacing w:before="240" w:after="80"/>
+      </w:pPr>
+      <w:r>
+        <w:rPr>
+          <w:b/>
+          <w:color w:val="1F2D55"/>
+          <w:sz w:val="26"/>
+        </w:rPr>
+        <w:t>5. Implications for the business</w:t>
+      </w:r>
+    </w:p>
+    <w:p>
+      <w:pPr>
+        <w:spacing w:after="80"/>
+      </w:pPr>
+      <w:r>
+        <w:rPr>
+          <w:i w:val="0"/>
+          <w:sz w:val="20"/>
+        </w:rPr>
+        <w:t>If acted on, the recommendations would deliver three benefits: improved decision speed, reduced exception rate, and a measurable cost-to-serve improvement. The expected financial impact is in the range of MYR 12-28m annual run-rate, depending on the pace and depth of implementation.</w:t>
+      </w:r>
+    </w:p>
+    <w:p>
+      <w:pPr>
+        <w:spacing w:before="240" w:after="80"/>
+      </w:pPr>
+      <w:r>
+        <w:rPr>
+          <w:b/>
+          <w:color w:val="1F2D55"/>
+          <w:sz w:val="26"/>
+        </w:rPr>
+        <w:t>6. Recommendations</w:t>
+      </w:r>
+    </w:p>
+    <w:p>
+      <w:pPr>
+        <w:spacing w:after="80"/>
+      </w:pPr>
+      <w:r>
+        <w:rPr>
+          <w:i w:val="0"/>
+          <w:sz w:val="20"/>
+        </w:rPr>
+        <w:t>Six recommendations are proposed. Each is sized, sponsored and resourced. Each has a defined first milestone within 90 days and a target completion within 12-18 months. The recommendations are sequenced to avoid overload on any single division or function.</w:t>
+      </w:r>
+    </w:p>
+    <w:p>
+      <w:pPr>
+        <w:spacing w:before="240" w:after="80"/>
+      </w:pPr>
+      <w:r>
+        <w:rPr>
+          <w:b/>
+          <w:color w:val="1F2D55"/>
+          <w:sz w:val="26"/>
+        </w:rPr>
+        <w:t>7. Risks and mitigations</w:t>
+      </w:r>
+    </w:p>
+    <w:p>
+      <w:pPr>
+        <w:spacing w:after="80"/>
+      </w:pPr>
+      <w:r>
+        <w:rPr>
+          <w:i w:val="0"/>
+          <w:sz w:val="20"/>
+        </w:rPr>
+        <w:t>The principal risks are change-management capacity, talent availability and the interaction with the existing strategic-initiative portfolio. Each risk has a defined owner and mitigation plan; the residual risk after mitigation is assessed as low to medium.</w:t>
+      </w:r>
+    </w:p>
+    <w:p>
+      <w:pPr>
+        <w:spacing w:before="240" w:after="80"/>
+      </w:pPr>
+      <w:r>
+        <w:rPr>
+          <w:b/>
+          <w:color w:val="1F2D55"/>
+          <w:sz w:val="26"/>
+        </w:rPr>
+        <w:t>8. Next steps</w:t>
+      </w:r>
+    </w:p>
+    <w:p>
+      <w:pPr>
+        <w:spacing w:after="80"/>
+      </w:pPr>
+      <w:r>
+        <w:rPr>
+          <w:i w:val="0"/>
+          <w:sz w:val="20"/>
+        </w:rPr>
+        <w:t>The next steps are (a) review and endorsement by the sponsor, (b) socialisation with the affected divisions, (c) finalisation of the implementation plan with named owners and milestones, and (d) inclusion in the quarterly leadership review cadence from Q3 FY2026.</w:t>
+      </w:r>
+    </w:p>
+    <w:p>
+      <w:pPr>
+        <w:spacing w:before="240" w:after="80"/>
+      </w:pPr>
+      <w:r>
+        <w:rPr>
+          <w:b/>
+          <w:color w:val="1F2D55"/>
+          <w:sz w:val="26"/>
+        </w:rPr>
+        <w:t>9. Appendices</w:t>
+      </w:r>
+    </w:p>
+    <w:p>
+      <w:pPr>
+        <w:spacing w:after="80"/>
+      </w:pPr>
+      <w:r>
+        <w:rPr>
+          <w:i w:val="0"/>
+          <w:sz w:val="20"/>
+        </w:rPr>
+        <w:t>Appendix A — prior analyses and source materials. Appendix B — detailed data and methodology notes. Appendix C — interview list and themes. Appendix D — benchmark references. Appendix E — implementation Gantt chart.</w:t>
+      </w:r>
+    </w:p>
+    <w:p>
+      <w:pPr>
+        <w:spacing w:before="240" w:after="80"/>
+      </w:pPr>
+      <w:r>
+        <w:rPr>
+          <w:b/>
+          <w:color w:val="1F2D55"/>
+          <w:sz w:val="26"/>
+        </w:rPr>
+        <w:t>Working bullets</w:t>
       </w:r>
     </w:p>
     <w:p>
       <w:pPr>
         <w:pStyle w:val="ListBullet"/>
+        <w:spacing w:after="40"/>
       </w:pPr>
       <w:r>
-        <w:t>Approximately 184,000 unique customers affected over 3h 46m window</w:t>
+        <w:rPr>
+          <w:sz w:val="20"/>
+        </w:rPr>
+        <w:t>Decision sought: endorse the approach; approve the named sponsor; allocate the proposed budget.</w:t>
       </w:r>
     </w:p>
     <w:p>
       <w:pPr>
         <w:pStyle w:val="ListBullet"/>
+        <w:spacing w:after="40"/>
       </w:pPr>
       <w:r>
-        <w:t>Failed login attempts: 412,000 (vs baseline 18,000 over same period)</w:t>
+        <w:rPr>
+          <w:sz w:val="20"/>
+        </w:rPr>
+        <w:t>Sponsor: Hadar Caspit (Group CFO) for finance-related work; Mod Admin for strategy-led work.</w:t>
       </w:r>
     </w:p>
     <w:p>
       <w:pPr>
         <w:pStyle w:val="ListBullet"/>
+        <w:spacing w:after="40"/>
       </w:pPr>
       <w:r>
-        <w:t>Failed transactions: 12,400 worth approx MYR 28.4M (auto-retried successfully post-recovery)</w:t>
+        <w:rPr>
+          <w:sz w:val="20"/>
+        </w:rPr>
+        <w:t>Cadence: GroupExCo monthly review until first checkpoint; quarterly thereafter.</w:t>
       </w:r>
     </w:p>
     <w:p>
       <w:pPr>
         <w:pStyle w:val="ListBullet"/>
+        <w:spacing w:after="40"/>
       </w:pPr>
       <w:r>
-        <w:t>Compensation policy: MYR 50 e-voucher to customers with &gt; 3 failed attempts</w:t>
+        <w:rPr>
+          <w:sz w:val="20"/>
+        </w:rPr>
+        <w:t>Communications: cascade via divisional MDs within 5 working days of decision.</w:t>
       </w:r>
     </w:p>
     <w:p>
       <w:pPr>
-        <w:pStyle w:val="Heading1"/>
+        <w:pStyle w:val="ListBullet"/>
+        <w:spacing w:after="40"/>
       </w:pPr>
       <w:r>
-        <w:t>3. Notifications</w:t>
+        <w:rPr>
+          <w:sz w:val="20"/>
+        </w:rPr>
+        <w:t>Sustainability: link to the Group's FY2030 strategic pillars where applicable.</w:t>
       </w:r>
     </w:p>
     <w:p>
       <w:pPr>
-        <w:pStyle w:val="ListNumber"/>
+        <w:jc w:val="center"/>
       </w:pPr>
       <w:r>
-        <w:t>BNM Cyber Risk Unit - email sent 10:04 MYT - acknowledged 10:34</w:t>
-      </w:r>
-    </w:p>
-    <w:p>
-      <w:pPr>
-        <w:pStyle w:val="ListNumber"/>
-      </w:pPr>
-      <w:r>
-        <w:t>PIDM - notified via watchlist channel 10:24</w:t>
-      </w:r>
-    </w:p>
-    <w:p>
-      <w:pPr>
-        <w:pStyle w:val="ListNumber"/>
-      </w:pPr>
-      <w:r>
-        <w:t>Group Risk Council - emergency meeting 11:30</w:t>
-      </w:r>
-    </w:p>
-    <w:p>
-      <w:pPr>
-        <w:pStyle w:val="ListNumber"/>
-      </w:pPr>
-      <w:r>
-        <w:t>External advisory issued via app + SMS 12:14</w:t>
-      </w:r>
-    </w:p>
-    <w:p>
-      <w:pPr>
-        <w:pStyle w:val="Heading1"/>
-      </w:pPr>
-      <w:r>
-        <w:t>4. Provisional root cause</w:t>
-      </w:r>
-    </w:p>
-    <w:p>
-      <w:r>
-        <w:t>Stale ARP table on DC1 primary load balancer following firmware push 11-May-2026 23:14. Failed to detect via canary because canary traffic bypassed the affected interface. Vendor TAC ticket #VND-2026-44218 raised. Patch validation rollback procedure being revised by Network Engineering.</w:t>
+        <w:rPr>
+          <w:i/>
+          <w:color w:val="9CA3AF"/>
+          <w:sz w:val="16"/>
+        </w:rPr>
+        <w:t>— END OF DOCUMENT —</w:t>
       </w:r>
     </w:p>
     <w:sectPr>
@@ -897,10 +820,6 @@
     <w:name w:val="Normal"/>
     <w:qFormat/>
     <w:rsid w:val="00FC693F"/>
-    <w:rPr>
-      <w:rFonts w:ascii="Aptos" w:hAnsi="Aptos"/>
-      <w:sz w:val="22"/>
-    </w:rPr>
   </w:style>
   <w:style w:type="paragraph" w:styleId="Header">
     <w:name w:val="header"/>
